--- a/PRISMA and Search Results.docx
+++ b/PRISMA and Search Results.docx
@@ -2628,7 +2628,25 @@
                                 <w:sz w:val="18"/>
                                 <w:szCs w:val="20"/>
                               </w:rPr>
-                              <w:t xml:space="preserve"> (n=90)</w:t>
+                              <w:t xml:space="preserve"> (n=</w:t>
+                            </w:r>
+                            <w:r>
+                              <w:rPr>
+                                <w:rFonts w:ascii="Arial" w:hAnsi="Arial" w:cs="Arial"/>
+                                <w:color w:val="000000" w:themeColor="text1"/>
+                                <w:sz w:val="18"/>
+                                <w:szCs w:val="20"/>
+                              </w:rPr>
+                              <w:t>102</w:t>
+                            </w:r>
+                            <w:r>
+                              <w:rPr>
+                                <w:rFonts w:ascii="Arial" w:hAnsi="Arial" w:cs="Arial"/>
+                                <w:color w:val="000000" w:themeColor="text1"/>
+                                <w:sz w:val="18"/>
+                                <w:szCs w:val="20"/>
+                              </w:rPr>
+                              <w:t>)</w:t>
                             </w:r>
                             <w:r>
                               <w:rPr>
@@ -2663,33 +2681,7 @@
                                 <w:sz w:val="18"/>
                                 <w:szCs w:val="20"/>
                               </w:rPr>
-                              <w:t>Not a peer-review article or only abstract or no full text or review article, commentary, book chapter, weekly report, conference document (n =34)</w:t>
-                            </w:r>
-                          </w:p>
-                          <w:p>
-                            <w:pPr>
-                              <w:pStyle w:val="ListParagraph"/>
-                              <w:numPr>
-                                <w:ilvl w:val="0"/>
-                                <w:numId w:val="1"/>
-                              </w:numPr>
-                              <w:spacing w:line="276" w:lineRule="auto"/>
-                              <w:jc w:val="both"/>
-                              <w:rPr>
-                                <w:rFonts w:ascii="Arial" w:hAnsi="Arial" w:cs="Arial"/>
-                                <w:color w:val="000000" w:themeColor="text1"/>
-                                <w:sz w:val="18"/>
-                                <w:szCs w:val="20"/>
-                              </w:rPr>
-                            </w:pPr>
-                            <w:r>
-                              <w:rPr>
-                                <w:rFonts w:ascii="Arial" w:hAnsi="Arial" w:cs="Arial"/>
-                                <w:color w:val="000000" w:themeColor="text1"/>
-                                <w:sz w:val="18"/>
-                                <w:szCs w:val="20"/>
-                              </w:rPr>
-                              <w:t>Population does not meet population inclusion criteria/outside target age group or does not have stratification to be included in 5-24 categories.</w:t>
+                              <w:t>Not a peer-review article or only abstract or no full text or review article, commentary, book chapter, weekly report, conference document (n =3</w:t>
                             </w:r>
                             <w:r>
                               <w:rPr>
@@ -2698,34 +2690,7 @@
                                 <w:sz w:val="18"/>
                                 <w:szCs w:val="20"/>
                               </w:rPr>
-                              <w:t xml:space="preserve"> (</w:t>
-                            </w:r>
-                            <w:r>
-                              <w:rPr>
-                                <w:rFonts w:ascii="Arial" w:hAnsi="Arial" w:cs="Arial"/>
-                                <w:color w:val="000000" w:themeColor="text1"/>
-                                <w:sz w:val="18"/>
-                                <w:szCs w:val="20"/>
-                              </w:rPr>
-                              <w:t>n</w:t>
-                            </w:r>
-                            <w:r>
-                              <w:rPr>
-                                <w:rFonts w:ascii="Arial" w:hAnsi="Arial" w:cs="Arial"/>
-                                <w:color w:val="000000" w:themeColor="text1"/>
-                                <w:sz w:val="18"/>
-                                <w:szCs w:val="20"/>
-                              </w:rPr>
-                              <w:t xml:space="preserve"> =</w:t>
-                            </w:r>
-                            <w:r>
-                              <w:rPr>
-                                <w:rFonts w:ascii="Arial" w:hAnsi="Arial" w:cs="Arial"/>
-                                <w:color w:val="000000" w:themeColor="text1"/>
-                                <w:sz w:val="18"/>
-                                <w:szCs w:val="20"/>
-                              </w:rPr>
-                              <w:t>29</w:t>
+                              <w:t>6</w:t>
                             </w:r>
                             <w:r>
                               <w:rPr>
@@ -2760,7 +2725,7 @@
                                 <w:sz w:val="18"/>
                                 <w:szCs w:val="20"/>
                               </w:rPr>
-                              <w:t xml:space="preserve">Climate change as cause of movement/displacement </w:t>
+                              <w:t>Population does not meet population inclusion criteria/outside target age group or does not have stratification to be included in 5-24 categories.</w:t>
                             </w:r>
                             <w:r>
                               <w:rPr>
@@ -2769,7 +2734,7 @@
                                 <w:sz w:val="18"/>
                                 <w:szCs w:val="20"/>
                               </w:rPr>
-                              <w:t>(</w:t>
+                              <w:t xml:space="preserve"> (</w:t>
                             </w:r>
                             <w:r>
                               <w:rPr>
@@ -2796,7 +2761,7 @@
                                 <w:sz w:val="18"/>
                                 <w:szCs w:val="20"/>
                               </w:rPr>
-                              <w:t xml:space="preserve"> 14</w:t>
+                              <w:t>33</w:t>
                             </w:r>
                             <w:r>
                               <w:rPr>
@@ -2831,7 +2796,123 @@
                                 <w:sz w:val="18"/>
                                 <w:szCs w:val="20"/>
                               </w:rPr>
-                              <w:t>Study population are not displaced or in move ( n = 9)</w:t>
+                              <w:t xml:space="preserve">Climate change as cause of movement/displacement </w:t>
+                            </w:r>
+                            <w:r>
+                              <w:rPr>
+                                <w:rFonts w:ascii="Arial" w:hAnsi="Arial" w:cs="Arial"/>
+                                <w:color w:val="000000" w:themeColor="text1"/>
+                                <w:sz w:val="18"/>
+                                <w:szCs w:val="20"/>
+                              </w:rPr>
+                              <w:t>(</w:t>
+                            </w:r>
+                            <w:r>
+                              <w:rPr>
+                                <w:rFonts w:ascii="Arial" w:hAnsi="Arial" w:cs="Arial"/>
+                                <w:color w:val="000000" w:themeColor="text1"/>
+                                <w:sz w:val="18"/>
+                                <w:szCs w:val="20"/>
+                              </w:rPr>
+                              <w:t>n</w:t>
+                            </w:r>
+                            <w:r>
+                              <w:rPr>
+                                <w:rFonts w:ascii="Arial" w:hAnsi="Arial" w:cs="Arial"/>
+                                <w:color w:val="000000" w:themeColor="text1"/>
+                                <w:sz w:val="18"/>
+                                <w:szCs w:val="20"/>
+                              </w:rPr>
+                              <w:t xml:space="preserve"> =</w:t>
+                            </w:r>
+                            <w:r>
+                              <w:rPr>
+                                <w:rFonts w:ascii="Arial" w:hAnsi="Arial" w:cs="Arial"/>
+                                <w:color w:val="000000" w:themeColor="text1"/>
+                                <w:sz w:val="18"/>
+                                <w:szCs w:val="20"/>
+                              </w:rPr>
+                              <w:t xml:space="preserve"> 14</w:t>
+                            </w:r>
+                            <w:r>
+                              <w:rPr>
+                                <w:rFonts w:ascii="Arial" w:hAnsi="Arial" w:cs="Arial"/>
+                                <w:color w:val="000000" w:themeColor="text1"/>
+                                <w:sz w:val="18"/>
+                                <w:szCs w:val="20"/>
+                              </w:rPr>
+                              <w:t>)</w:t>
+                            </w:r>
+                          </w:p>
+                          <w:p>
+                            <w:pPr>
+                              <w:pStyle w:val="ListParagraph"/>
+                              <w:numPr>
+                                <w:ilvl w:val="0"/>
+                                <w:numId w:val="1"/>
+                              </w:numPr>
+                              <w:spacing w:line="276" w:lineRule="auto"/>
+                              <w:jc w:val="both"/>
+                              <w:rPr>
+                                <w:rFonts w:ascii="Arial" w:hAnsi="Arial" w:cs="Arial"/>
+                                <w:color w:val="000000" w:themeColor="text1"/>
+                                <w:sz w:val="18"/>
+                                <w:szCs w:val="20"/>
+                              </w:rPr>
+                            </w:pPr>
+                            <w:r>
+                              <w:rPr>
+                                <w:rFonts w:ascii="Arial" w:hAnsi="Arial" w:cs="Arial"/>
+                                <w:color w:val="000000" w:themeColor="text1"/>
+                                <w:sz w:val="18"/>
+                                <w:szCs w:val="20"/>
+                              </w:rPr>
+                              <w:t xml:space="preserve">All </w:t>
+                            </w:r>
+                            <w:r>
+                              <w:rPr>
+                                <w:rFonts w:ascii="Arial" w:hAnsi="Arial" w:cs="Arial"/>
+                                <w:color w:val="000000" w:themeColor="text1"/>
+                                <w:sz w:val="18"/>
+                                <w:szCs w:val="20"/>
+                              </w:rPr>
+                              <w:t>Study population are not displaced or in move</w:t>
+                            </w:r>
+                            <w:r>
+                              <w:rPr>
+                                <w:rFonts w:ascii="Arial" w:hAnsi="Arial" w:cs="Arial"/>
+                                <w:color w:val="000000" w:themeColor="text1"/>
+                                <w:sz w:val="18"/>
+                                <w:szCs w:val="20"/>
+                              </w:rPr>
+                              <w:t xml:space="preserve"> </w:t>
+                            </w:r>
+                            <w:r>
+                              <w:rPr>
+                                <w:rFonts w:ascii="Arial" w:hAnsi="Arial" w:cs="Arial"/>
+                                <w:color w:val="000000" w:themeColor="text1"/>
+                                <w:sz w:val="18"/>
+                                <w:szCs w:val="20"/>
+                              </w:rPr>
+                              <w:t xml:space="preserve">( n = </w:t>
+                            </w:r>
+                            <w:r>
+                              <w:rPr>
+                                <w:rFonts w:ascii="Arial" w:hAnsi="Arial" w:cs="Arial"/>
+                                <w:color w:val="000000" w:themeColor="text1"/>
+                                <w:sz w:val="18"/>
+                                <w:szCs w:val="20"/>
+                              </w:rPr>
+                              <w:t>15</w:t>
+                            </w:r>
+                            <w:r>
+                              <w:rPr>
+                                <w:rFonts w:ascii="Arial" w:hAnsi="Arial" w:cs="Arial"/>
+                                <w:color w:val="000000" w:themeColor="text1"/>
+                                <w:sz w:val="18"/>
+                                <w:szCs w:val="20"/>
+                              </w:rPr>
+                              <w:t>)</w:t>
                             </w:r>
                           </w:p>
                           <w:p>
@@ -2910,7 +2991,7 @@
                                 <w:sz w:val="18"/>
                                 <w:szCs w:val="20"/>
                               </w:rPr>
-                              <w:t xml:space="preserve"> 1</w:t>
+                              <w:t xml:space="preserve"> </w:t>
                             </w:r>
                             <w:r>
                               <w:rPr>
@@ -2919,19 +3000,17 @@
                                 <w:sz w:val="18"/>
                                 <w:szCs w:val="20"/>
                               </w:rPr>
+                              <w:t>2</w:t>
+                            </w:r>
+                            <w:r>
+                              <w:rPr>
+                                <w:rFonts w:ascii="Arial" w:hAnsi="Arial" w:cs="Arial"/>
+                                <w:color w:val="000000" w:themeColor="text1"/>
+                                <w:sz w:val="18"/>
+                                <w:szCs w:val="20"/>
+                              </w:rPr>
                               <w:t>)</w:t>
                             </w:r>
-                          </w:p>
-                          <w:p>
-                            <w:pPr>
-                              <w:ind w:left="284"/>
-                              <w:rPr>
-                                <w:rFonts w:ascii="Arial" w:hAnsi="Arial" w:cs="Arial"/>
-                                <w:color w:val="000000" w:themeColor="text1"/>
-                                <w:sz w:val="18"/>
-                                <w:szCs w:val="20"/>
-                              </w:rPr>
-                            </w:pPr>
                           </w:p>
                         </w:txbxContent>
                       </wps:txbx>
@@ -3028,7 +3107,25 @@
                           <w:sz w:val="18"/>
                           <w:szCs w:val="20"/>
                         </w:rPr>
-                        <w:t xml:space="preserve"> (n=90)</w:t>
+                        <w:t xml:space="preserve"> (n=</w:t>
+                      </w:r>
+                      <w:r>
+                        <w:rPr>
+                          <w:rFonts w:ascii="Arial" w:hAnsi="Arial" w:cs="Arial"/>
+                          <w:color w:val="000000" w:themeColor="text1"/>
+                          <w:sz w:val="18"/>
+                          <w:szCs w:val="20"/>
+                        </w:rPr>
+                        <w:t>102</w:t>
+                      </w:r>
+                      <w:r>
+                        <w:rPr>
+                          <w:rFonts w:ascii="Arial" w:hAnsi="Arial" w:cs="Arial"/>
+                          <w:color w:val="000000" w:themeColor="text1"/>
+                          <w:sz w:val="18"/>
+                          <w:szCs w:val="20"/>
+                        </w:rPr>
+                        <w:t>)</w:t>
                       </w:r>
                       <w:r>
                         <w:rPr>
@@ -3063,33 +3160,7 @@
                           <w:sz w:val="18"/>
                           <w:szCs w:val="20"/>
                         </w:rPr>
-                        <w:t>Not a peer-review article or only abstract or no full text or review article, commentary, book chapter, weekly report, conference document (n =34)</w:t>
-                      </w:r>
-                    </w:p>
-                    <w:p>
-                      <w:pPr>
-                        <w:pStyle w:val="ListParagraph"/>
-                        <w:numPr>
-                          <w:ilvl w:val="0"/>
-                          <w:numId w:val="1"/>
-                        </w:numPr>
-                        <w:spacing w:line="276" w:lineRule="auto"/>
-                        <w:jc w:val="both"/>
-                        <w:rPr>
-                          <w:rFonts w:ascii="Arial" w:hAnsi="Arial" w:cs="Arial"/>
-                          <w:color w:val="000000" w:themeColor="text1"/>
-                          <w:sz w:val="18"/>
-                          <w:szCs w:val="20"/>
-                        </w:rPr>
-                      </w:pPr>
-                      <w:r>
-                        <w:rPr>
-                          <w:rFonts w:ascii="Arial" w:hAnsi="Arial" w:cs="Arial"/>
-                          <w:color w:val="000000" w:themeColor="text1"/>
-                          <w:sz w:val="18"/>
-                          <w:szCs w:val="20"/>
-                        </w:rPr>
-                        <w:t>Population does not meet population inclusion criteria/outside target age group or does not have stratification to be included in 5-24 categories.</w:t>
+                        <w:t>Not a peer-review article or only abstract or no full text or review article, commentary, book chapter, weekly report, conference document (n =3</w:t>
                       </w:r>
                       <w:r>
                         <w:rPr>
@@ -3098,34 +3169,7 @@
                           <w:sz w:val="18"/>
                           <w:szCs w:val="20"/>
                         </w:rPr>
-                        <w:t xml:space="preserve"> (</w:t>
-                      </w:r>
-                      <w:r>
-                        <w:rPr>
-                          <w:rFonts w:ascii="Arial" w:hAnsi="Arial" w:cs="Arial"/>
-                          <w:color w:val="000000" w:themeColor="text1"/>
-                          <w:sz w:val="18"/>
-                          <w:szCs w:val="20"/>
-                        </w:rPr>
-                        <w:t>n</w:t>
-                      </w:r>
-                      <w:r>
-                        <w:rPr>
-                          <w:rFonts w:ascii="Arial" w:hAnsi="Arial" w:cs="Arial"/>
-                          <w:color w:val="000000" w:themeColor="text1"/>
-                          <w:sz w:val="18"/>
-                          <w:szCs w:val="20"/>
-                        </w:rPr>
-                        <w:t xml:space="preserve"> =</w:t>
-                      </w:r>
-                      <w:r>
-                        <w:rPr>
-                          <w:rFonts w:ascii="Arial" w:hAnsi="Arial" w:cs="Arial"/>
-                          <w:color w:val="000000" w:themeColor="text1"/>
-                          <w:sz w:val="18"/>
-                          <w:szCs w:val="20"/>
-                        </w:rPr>
-                        <w:t>29</w:t>
+                        <w:t>6</w:t>
                       </w:r>
                       <w:r>
                         <w:rPr>
@@ -3160,7 +3204,7 @@
                           <w:sz w:val="18"/>
                           <w:szCs w:val="20"/>
                         </w:rPr>
-                        <w:t xml:space="preserve">Climate change as cause of movement/displacement </w:t>
+                        <w:t>Population does not meet population inclusion criteria/outside target age group or does not have stratification to be included in 5-24 categories.</w:t>
                       </w:r>
                       <w:r>
                         <w:rPr>
@@ -3169,7 +3213,7 @@
                           <w:sz w:val="18"/>
                           <w:szCs w:val="20"/>
                         </w:rPr>
-                        <w:t>(</w:t>
+                        <w:t xml:space="preserve"> (</w:t>
                       </w:r>
                       <w:r>
                         <w:rPr>
@@ -3196,7 +3240,7 @@
                           <w:sz w:val="18"/>
                           <w:szCs w:val="20"/>
                         </w:rPr>
-                        <w:t xml:space="preserve"> 14</w:t>
+                        <w:t>33</w:t>
                       </w:r>
                       <w:r>
                         <w:rPr>
@@ -3231,7 +3275,123 @@
                           <w:sz w:val="18"/>
                           <w:szCs w:val="20"/>
                         </w:rPr>
-                        <w:t>Study population are not displaced or in move ( n = 9)</w:t>
+                        <w:t xml:space="preserve">Climate change as cause of movement/displacement </w:t>
+                      </w:r>
+                      <w:r>
+                        <w:rPr>
+                          <w:rFonts w:ascii="Arial" w:hAnsi="Arial" w:cs="Arial"/>
+                          <w:color w:val="000000" w:themeColor="text1"/>
+                          <w:sz w:val="18"/>
+                          <w:szCs w:val="20"/>
+                        </w:rPr>
+                        <w:t>(</w:t>
+                      </w:r>
+                      <w:r>
+                        <w:rPr>
+                          <w:rFonts w:ascii="Arial" w:hAnsi="Arial" w:cs="Arial"/>
+                          <w:color w:val="000000" w:themeColor="text1"/>
+                          <w:sz w:val="18"/>
+                          <w:szCs w:val="20"/>
+                        </w:rPr>
+                        <w:t>n</w:t>
+                      </w:r>
+                      <w:r>
+                        <w:rPr>
+                          <w:rFonts w:ascii="Arial" w:hAnsi="Arial" w:cs="Arial"/>
+                          <w:color w:val="000000" w:themeColor="text1"/>
+                          <w:sz w:val="18"/>
+                          <w:szCs w:val="20"/>
+                        </w:rPr>
+                        <w:t xml:space="preserve"> =</w:t>
+                      </w:r>
+                      <w:r>
+                        <w:rPr>
+                          <w:rFonts w:ascii="Arial" w:hAnsi="Arial" w:cs="Arial"/>
+                          <w:color w:val="000000" w:themeColor="text1"/>
+                          <w:sz w:val="18"/>
+                          <w:szCs w:val="20"/>
+                        </w:rPr>
+                        <w:t xml:space="preserve"> 14</w:t>
+                      </w:r>
+                      <w:r>
+                        <w:rPr>
+                          <w:rFonts w:ascii="Arial" w:hAnsi="Arial" w:cs="Arial"/>
+                          <w:color w:val="000000" w:themeColor="text1"/>
+                          <w:sz w:val="18"/>
+                          <w:szCs w:val="20"/>
+                        </w:rPr>
+                        <w:t>)</w:t>
+                      </w:r>
+                    </w:p>
+                    <w:p>
+                      <w:pPr>
+                        <w:pStyle w:val="ListParagraph"/>
+                        <w:numPr>
+                          <w:ilvl w:val="0"/>
+                          <w:numId w:val="1"/>
+                        </w:numPr>
+                        <w:spacing w:line="276" w:lineRule="auto"/>
+                        <w:jc w:val="both"/>
+                        <w:rPr>
+                          <w:rFonts w:ascii="Arial" w:hAnsi="Arial" w:cs="Arial"/>
+                          <w:color w:val="000000" w:themeColor="text1"/>
+                          <w:sz w:val="18"/>
+                          <w:szCs w:val="20"/>
+                        </w:rPr>
+                      </w:pPr>
+                      <w:r>
+                        <w:rPr>
+                          <w:rFonts w:ascii="Arial" w:hAnsi="Arial" w:cs="Arial"/>
+                          <w:color w:val="000000" w:themeColor="text1"/>
+                          <w:sz w:val="18"/>
+                          <w:szCs w:val="20"/>
+                        </w:rPr>
+                        <w:t xml:space="preserve">All </w:t>
+                      </w:r>
+                      <w:r>
+                        <w:rPr>
+                          <w:rFonts w:ascii="Arial" w:hAnsi="Arial" w:cs="Arial"/>
+                          <w:color w:val="000000" w:themeColor="text1"/>
+                          <w:sz w:val="18"/>
+                          <w:szCs w:val="20"/>
+                        </w:rPr>
+                        <w:t>Study population are not displaced or in move</w:t>
+                      </w:r>
+                      <w:r>
+                        <w:rPr>
+                          <w:rFonts w:ascii="Arial" w:hAnsi="Arial" w:cs="Arial"/>
+                          <w:color w:val="000000" w:themeColor="text1"/>
+                          <w:sz w:val="18"/>
+                          <w:szCs w:val="20"/>
+                        </w:rPr>
+                        <w:t xml:space="preserve"> </w:t>
+                      </w:r>
+                      <w:r>
+                        <w:rPr>
+                          <w:rFonts w:ascii="Arial" w:hAnsi="Arial" w:cs="Arial"/>
+                          <w:color w:val="000000" w:themeColor="text1"/>
+                          <w:sz w:val="18"/>
+                          <w:szCs w:val="20"/>
+                        </w:rPr>
+                        <w:t xml:space="preserve">( n = </w:t>
+                      </w:r>
+                      <w:r>
+                        <w:rPr>
+                          <w:rFonts w:ascii="Arial" w:hAnsi="Arial" w:cs="Arial"/>
+                          <w:color w:val="000000" w:themeColor="text1"/>
+                          <w:sz w:val="18"/>
+                          <w:szCs w:val="20"/>
+                        </w:rPr>
+                        <w:t>15</w:t>
+                      </w:r>
+                      <w:r>
+                        <w:rPr>
+                          <w:rFonts w:ascii="Arial" w:hAnsi="Arial" w:cs="Arial"/>
+                          <w:color w:val="000000" w:themeColor="text1"/>
+                          <w:sz w:val="18"/>
+                          <w:szCs w:val="20"/>
+                        </w:rPr>
+                        <w:t>)</w:t>
                       </w:r>
                     </w:p>
                     <w:p>
@@ -3310,7 +3470,7 @@
                           <w:sz w:val="18"/>
                           <w:szCs w:val="20"/>
                         </w:rPr>
-                        <w:t xml:space="preserve"> 1</w:t>
+                        <w:t xml:space="preserve"> </w:t>
                       </w:r>
                       <w:r>
                         <w:rPr>
@@ -3319,19 +3479,17 @@
                           <w:sz w:val="18"/>
                           <w:szCs w:val="20"/>
                         </w:rPr>
+                        <w:t>2</w:t>
+                      </w:r>
+                      <w:r>
+                        <w:rPr>
+                          <w:rFonts w:ascii="Arial" w:hAnsi="Arial" w:cs="Arial"/>
+                          <w:color w:val="000000" w:themeColor="text1"/>
+                          <w:sz w:val="18"/>
+                          <w:szCs w:val="20"/>
+                        </w:rPr>
                         <w:t>)</w:t>
                       </w:r>
-                    </w:p>
-                    <w:p>
-                      <w:pPr>
-                        <w:ind w:left="284"/>
-                        <w:rPr>
-                          <w:rFonts w:ascii="Arial" w:hAnsi="Arial" w:cs="Arial"/>
-                          <w:color w:val="000000" w:themeColor="text1"/>
-                          <w:sz w:val="18"/>
-                          <w:szCs w:val="20"/>
-                        </w:rPr>
-                      </w:pPr>
                     </w:p>
                   </w:txbxContent>
                 </v:textbox>
@@ -3940,7 +4098,7 @@
                                 <w:sz w:val="18"/>
                                 <w:szCs w:val="20"/>
                               </w:rPr>
-                              <w:t xml:space="preserve"> 2</w:t>
+                              <w:t xml:space="preserve"> </w:t>
                             </w:r>
                             <w:r>
                               <w:rPr>
@@ -3949,7 +4107,7 @@
                                 <w:sz w:val="18"/>
                                 <w:szCs w:val="20"/>
                               </w:rPr>
-                              <w:t>5</w:t>
+                              <w:t>12</w:t>
                             </w:r>
                             <w:r>
                               <w:rPr>
@@ -4058,7 +4216,7 @@
                           <w:sz w:val="18"/>
                           <w:szCs w:val="20"/>
                         </w:rPr>
-                        <w:t xml:space="preserve"> 2</w:t>
+                        <w:t xml:space="preserve"> </w:t>
                       </w:r>
                       <w:r>
                         <w:rPr>
@@ -4067,7 +4225,7 @@
                           <w:sz w:val="18"/>
                           <w:szCs w:val="20"/>
                         </w:rPr>
-                        <w:t>5</w:t>
+                        <w:t>12</w:t>
                       </w:r>
                       <w:r>
                         <w:rPr>
@@ -11826,6 +11984,7 @@
   <w:style w:type="character" w:default="1" w:styleId="DefaultParagraphFont">
     <w:name w:val="Default Paragraph Font"/>
     <w:uiPriority w:val="1"/>
+    <w:semiHidden/>
     <w:unhideWhenUsed/>
   </w:style>
   <w:style w:type="table" w:default="1" w:styleId="TableNormal">
